--- a/dev/checklists/placement/本校學位分配政策_學校版_DRAFT.docx
+++ b/dev/checklists/placement/本校學位分配政策_學校版_DRAFT.docx
@@ -179,7 +179,7 @@
           <w:sz w:val="28"/>
           <w:szCs w:val="28"/>
         </w:rPr>
-        <w:t xml:space="preserve">undefined. undefined</w:t>
+        <w:t xml:space="preserve">1. 自行派位名單管理</w:t>
       </w:r>
     </w:p>
     <w:p>
@@ -195,7 +195,7 @@
           <w:sz w:val="22"/>
           <w:szCs w:val="22"/>
         </w:rPr>
-        <w:t xml:space="preserve">undefined.1　</w:t>
+        <w:t xml:space="preserve">1.1　</w:t>
       </w:r>
       <w:r>
         <w:rPr>
@@ -264,7 +264,7 @@
           <w:sz w:val="22"/>
           <w:szCs w:val="22"/>
         </w:rPr>
-        <w:t xml:space="preserve">undefined.2　</w:t>
+        <w:t xml:space="preserve">1.2　</w:t>
       </w:r>
       <w:r>
         <w:rPr>
@@ -670,7 +670,7 @@
           <w:sz w:val="22"/>
           <w:szCs w:val="22"/>
         </w:rPr>
-        <w:t xml:space="preserve">undefined.3　</w:t>
+        <w:t xml:space="preserve">1.3　</w:t>
       </w:r>
       <w:r>
         <w:rPr>
@@ -738,7 +738,7 @@
         </w:rPr>
         <w:t xml:space="preserve">1　</w:t>
       </w:r>
-      <w:hyperlink w:history="1" r:id="rIdbawhtit8f-ubz9tx9_aqi">
+      <w:hyperlink w:history="1" r:id="rId3y-svk_uggebuks0xbulu">
         <w:r>
           <w:rPr>
             <w:rStyle w:val="Hyperlink"/>
@@ -764,7 +764,7 @@
         </w:rPr>
         <w:t xml:space="preserve">2　</w:t>
       </w:r>
-      <w:hyperlink w:history="1" r:id="rIdercszw9ihc37thewc_vim">
+      <w:hyperlink w:history="1" r:id="rId6krklpggopmphgese1llz">
         <w:r>
           <w:rPr>
             <w:rStyle w:val="Hyperlink"/>
@@ -790,7 +790,7 @@
         </w:rPr>
         <w:t xml:space="preserve">3, 4　</w:t>
       </w:r>
-      <w:hyperlink w:history="1" r:id="rIdtryozdh9yjeqpjkzpyr8f">
+      <w:hyperlink w:history="1" r:id="rIdndehiyoc6ndl1zkbze6nd">
         <w:r>
           <w:rPr>
             <w:rStyle w:val="Hyperlink"/>
@@ -816,7 +816,7 @@
           <w:sz w:val="28"/>
           <w:szCs w:val="28"/>
         </w:rPr>
-        <w:t xml:space="preserve">undefined. undefined</w:t>
+        <w:t xml:space="preserve">2. 學生資料登記管理</w:t>
       </w:r>
     </w:p>
     <w:p>
@@ -832,7 +832,7 @@
           <w:sz w:val="22"/>
           <w:szCs w:val="22"/>
         </w:rPr>
-        <w:t xml:space="preserve">undefined.1　</w:t>
+        <w:t xml:space="preserve">2.1　</w:t>
       </w:r>
       <w:r>
         <w:rPr>
@@ -884,7 +884,7 @@
           <w:sz w:val="22"/>
           <w:szCs w:val="22"/>
         </w:rPr>
-        <w:t xml:space="preserve">undefined.2　</w:t>
+        <w:t xml:space="preserve">2.2　</w:t>
       </w:r>
       <w:r>
         <w:rPr>
@@ -1373,7 +1373,7 @@
           <w:sz w:val="22"/>
           <w:szCs w:val="22"/>
         </w:rPr>
-        <w:t xml:space="preserve">undefined.3　</w:t>
+        <w:t xml:space="preserve">2.3　</w:t>
       </w:r>
       <w:r>
         <w:rPr>
@@ -1458,7 +1458,7 @@
         </w:rPr>
         <w:t xml:space="preserve">1　</w:t>
       </w:r>
-      <w:hyperlink w:history="1" r:id="rId_uooaewnvqg9k9vua8mmd">
+      <w:hyperlink w:history="1" r:id="rIdkeimvw_71nirf40ox1vww">
         <w:r>
           <w:rPr>
             <w:rStyle w:val="Hyperlink"/>
@@ -1484,7 +1484,7 @@
         </w:rPr>
         <w:t xml:space="preserve">2, 3　</w:t>
       </w:r>
-      <w:hyperlink w:history="1" r:id="rIdgf-btojq2cyixlhmrktb7">
+      <w:hyperlink w:history="1" r:id="rIdswcsab5hivrz3az22y9cd">
         <w:r>
           <w:rPr>
             <w:rStyle w:val="Hyperlink"/>
@@ -1510,7 +1510,7 @@
         </w:rPr>
         <w:t xml:space="preserve">4　</w:t>
       </w:r>
-      <w:hyperlink w:history="1" r:id="rIdfdl1c60fkiz8mc1oyiymj">
+      <w:hyperlink w:history="1" r:id="rIdytwf_i7_obivdbm3z2zxq">
         <w:r>
           <w:rPr>
             <w:rStyle w:val="Hyperlink"/>
@@ -1536,7 +1536,7 @@
           <w:sz w:val="28"/>
           <w:szCs w:val="28"/>
         </w:rPr>
-        <w:t xml:space="preserve">undefined. undefined</w:t>
+        <w:t xml:space="preserve">3. 出缺課呈報程序</w:t>
       </w:r>
     </w:p>
     <w:p>
@@ -1552,7 +1552,7 @@
           <w:sz w:val="22"/>
           <w:szCs w:val="22"/>
         </w:rPr>
-        <w:t xml:space="preserve">undefined.1　</w:t>
+        <w:t xml:space="preserve">3.1　</w:t>
       </w:r>
       <w:r>
         <w:rPr>
@@ -1790,7 +1790,7 @@
           <w:sz w:val="22"/>
           <w:szCs w:val="22"/>
         </w:rPr>
-        <w:t xml:space="preserve">undefined.2　</w:t>
+        <w:t xml:space="preserve">3.2　</w:t>
       </w:r>
       <w:r>
         <w:rPr>
@@ -1824,7 +1824,7 @@
           <w:sz w:val="22"/>
           <w:szCs w:val="22"/>
         </w:rPr>
-        <w:t xml:space="preserve">undefined.3　</w:t>
+        <w:t xml:space="preserve">3.3　</w:t>
       </w:r>
       <w:r>
         <w:rPr>
@@ -2164,7 +2164,7 @@
         </w:rPr>
         <w:t xml:space="preserve">1, 2, 3　</w:t>
       </w:r>
-      <w:hyperlink w:history="1" r:id="rIdn5oenoosyqjnu9ch3dxe6">
+      <w:hyperlink w:history="1" r:id="rIde54c98trfyhnnwtdrzl83">
         <w:r>
           <w:rPr>
             <w:rStyle w:val="Hyperlink"/>
@@ -2190,7 +2190,7 @@
           <w:sz w:val="28"/>
           <w:szCs w:val="28"/>
         </w:rPr>
-        <w:t xml:space="preserve">undefined. undefined</w:t>
+        <w:t xml:space="preserve">4. 中四學位安排</w:t>
       </w:r>
     </w:p>
     <w:p>
@@ -2206,7 +2206,7 @@
           <w:sz w:val="22"/>
           <w:szCs w:val="22"/>
         </w:rPr>
-        <w:t xml:space="preserve">undefined.1　</w:t>
+        <w:t xml:space="preserve">4.1　</w:t>
       </w:r>
       <w:r>
         <w:rPr>
@@ -2274,7 +2274,7 @@
           <w:sz w:val="22"/>
           <w:szCs w:val="22"/>
         </w:rPr>
-        <w:t xml:space="preserve">undefined.2　</w:t>
+        <w:t xml:space="preserve">4.2　</w:t>
       </w:r>
       <w:r>
         <w:rPr>
@@ -2308,7 +2308,7 @@
           <w:sz w:val="22"/>
           <w:szCs w:val="22"/>
         </w:rPr>
-        <w:t xml:space="preserve">undefined.3　</w:t>
+        <w:t xml:space="preserve">4.3　</w:t>
       </w:r>
       <w:r>
         <w:rPr>
@@ -2376,7 +2376,7 @@
         </w:rPr>
         <w:t xml:space="preserve">1, 2, 3　</w:t>
       </w:r>
-      <w:hyperlink w:history="1" r:id="rId7wyur8hhftxettfh8ioax">
+      <w:hyperlink w:history="1" r:id="rId_x8jsy926ltyxeot9owir">
         <w:r>
           <w:rPr>
             <w:rStyle w:val="Hyperlink"/>
@@ -2402,7 +2402,7 @@
           <w:sz w:val="28"/>
           <w:szCs w:val="28"/>
         </w:rPr>
-        <w:t xml:space="preserve">undefined. undefined</w:t>
+        <w:t xml:space="preserve">5. 特殊背景學生填報</w:t>
       </w:r>
     </w:p>
     <w:p>
@@ -2418,7 +2418,7 @@
           <w:sz w:val="22"/>
           <w:szCs w:val="22"/>
         </w:rPr>
-        <w:t xml:space="preserve">undefined.1　</w:t>
+        <w:t xml:space="preserve">5.1　</w:t>
       </w:r>
       <w:r>
         <w:rPr>
@@ -2470,7 +2470,7 @@
           <w:sz w:val="22"/>
           <w:szCs w:val="22"/>
         </w:rPr>
-        <w:t xml:space="preserve">undefined.2　</w:t>
+        <w:t xml:space="preserve">5.2　</w:t>
       </w:r>
       <w:r>
         <w:rPr>
@@ -2521,7 +2521,7 @@
         </w:rPr>
         <w:t xml:space="preserve">1, 3　</w:t>
       </w:r>
-      <w:hyperlink w:history="1" r:id="rIdqwelyowg5xzhrnj5jvw5g">
+      <w:hyperlink w:history="1" r:id="rIdtbv4pwj1lyjfdhbw97gag">
         <w:r>
           <w:rPr>
             <w:rStyle w:val="Hyperlink"/>
@@ -2547,7 +2547,7 @@
         </w:rPr>
         <w:t xml:space="preserve">2　</w:t>
       </w:r>
-      <w:hyperlink w:history="1" r:id="rIdd2gknjy3xv_sajxdtl55q">
+      <w:hyperlink w:history="1" r:id="rIde82fomjmj5hd0shcl49kl">
         <w:r>
           <w:rPr>
             <w:rStyle w:val="Hyperlink"/>
@@ -2573,7 +2573,7 @@
           <w:sz w:val="28"/>
           <w:szCs w:val="28"/>
         </w:rPr>
-        <w:t xml:space="preserve">undefined. undefined</w:t>
+        <w:t xml:space="preserve">6. 資料合規與保存</w:t>
       </w:r>
     </w:p>
     <w:p>
@@ -2589,7 +2589,7 @@
           <w:sz w:val="22"/>
           <w:szCs w:val="22"/>
         </w:rPr>
-        <w:t xml:space="preserve">undefined.1　</w:t>
+        <w:t xml:space="preserve">6.1　</w:t>
       </w:r>
       <w:r>
         <w:rPr>
@@ -2623,7 +2623,7 @@
           <w:sz w:val="22"/>
           <w:szCs w:val="22"/>
         </w:rPr>
-        <w:t xml:space="preserve">undefined.2　</w:t>
+        <w:t xml:space="preserve">6.2　</w:t>
       </w:r>
       <w:r>
         <w:rPr>
@@ -2981,7 +2981,7 @@
         </w:rPr>
         <w:t xml:space="preserve">1　</w:t>
       </w:r>
-      <w:hyperlink w:history="1" r:id="rIde23vj-dzg1clcym_qtstk">
+      <w:hyperlink w:history="1" r:id="rId-bgzpzwsjw8m9zbht4sgz">
         <w:r>
           <w:rPr>
             <w:rStyle w:val="Hyperlink"/>
@@ -3007,7 +3007,7 @@
         </w:rPr>
         <w:t xml:space="preserve">2　</w:t>
       </w:r>
-      <w:hyperlink w:history="1" r:id="rId0womkgyhkh751uzqbfevv">
+      <w:hyperlink w:history="1" r:id="rIdtbxqvo3b6h23bmtxxe_lb">
         <w:r>
           <w:rPr>
             <w:rStyle w:val="Hyperlink"/>
@@ -3033,7 +3033,7 @@
         </w:rPr>
         <w:t xml:space="preserve">3　</w:t>
       </w:r>
-      <w:hyperlink w:history="1" r:id="rIdemzloqbwtzfbl29mydugh">
+      <w:hyperlink w:history="1" r:id="rIdtml5x0xylrxmg4newsr9j">
         <w:r>
           <w:rPr>
             <w:rStyle w:val="Hyperlink"/>
@@ -3059,7 +3059,7 @@
           <w:sz w:val="28"/>
           <w:szCs w:val="28"/>
         </w:rPr>
-        <w:t xml:space="preserve">undefined. undefined</w:t>
+        <w:t xml:space="preserve">7. 自行派位申請程序</w:t>
       </w:r>
     </w:p>
     <w:p>
@@ -3075,7 +3075,7 @@
           <w:sz w:val="22"/>
           <w:szCs w:val="22"/>
         </w:rPr>
-        <w:t xml:space="preserve">undefined.1　</w:t>
+        <w:t xml:space="preserve">7.1　</w:t>
       </w:r>
       <w:r>
         <w:rPr>
@@ -3369,7 +3369,7 @@
           <w:sz w:val="22"/>
           <w:szCs w:val="22"/>
         </w:rPr>
-        <w:t xml:space="preserve">undefined.2　</w:t>
+        <w:t xml:space="preserve">7.2　</w:t>
       </w:r>
       <w:r>
         <w:rPr>
@@ -3437,7 +3437,7 @@
         </w:rPr>
         <w:t xml:space="preserve">1, 2　</w:t>
       </w:r>
-      <w:hyperlink w:history="1" r:id="rIdl40jwdzsthaao5ihzkao3">
+      <w:hyperlink w:history="1" r:id="rIdqhlp1kydfdv5gojclai_2">
         <w:r>
           <w:rPr>
             <w:rStyle w:val="Hyperlink"/>
@@ -3463,7 +3463,7 @@
           <w:sz w:val="28"/>
           <w:szCs w:val="28"/>
         </w:rPr>
-        <w:t xml:space="preserve">undefined. undefined</w:t>
+        <w:t xml:space="preserve">8. 直資學校銜接安排</w:t>
       </w:r>
     </w:p>
     <w:p>
@@ -3479,7 +3479,7 @@
           <w:sz w:val="22"/>
           <w:szCs w:val="22"/>
         </w:rPr>
-        <w:t xml:space="preserve">undefined.1　</w:t>
+        <w:t xml:space="preserve">8.1　</w:t>
       </w:r>
       <w:r>
         <w:rPr>
@@ -3923,7 +3923,7 @@
         </w:rPr>
         <w:t xml:space="preserve">1　</w:t>
       </w:r>
-      <w:hyperlink w:history="1" r:id="rIdipzod1x_p37qh9ultompr">
+      <w:hyperlink w:history="1" r:id="rIdlcm0jyozmqhiqp_qmevss">
         <w:r>
           <w:rPr>
             <w:rStyle w:val="Hyperlink"/>
@@ -3949,7 +3949,7 @@
         </w:rPr>
         <w:t xml:space="preserve">2　</w:t>
       </w:r>
-      <w:hyperlink w:history="1" r:id="rIdxzoiztfubvc2r9nshd_ed">
+      <w:hyperlink w:history="1" r:id="rIdto1nqdp56egijb4mnjp2r">
         <w:r>
           <w:rPr>
             <w:rStyle w:val="Hyperlink"/>
@@ -3975,7 +3975,7 @@
           <w:sz w:val="28"/>
           <w:szCs w:val="28"/>
         </w:rPr>
-        <w:t xml:space="preserve">undefined. undefined</w:t>
+        <w:t xml:space="preserve">9. 學生編號通知管理</w:t>
       </w:r>
     </w:p>
     <w:p>
@@ -3991,7 +3991,7 @@
           <w:sz w:val="22"/>
           <w:szCs w:val="22"/>
         </w:rPr>
-        <w:t xml:space="preserve">undefined.1　</w:t>
+        <w:t xml:space="preserve">9.1　</w:t>
       </w:r>
       <w:r>
         <w:rPr>
@@ -4025,7 +4025,7 @@
           <w:sz w:val="22"/>
           <w:szCs w:val="22"/>
         </w:rPr>
-        <w:t xml:space="preserve">undefined.2　</w:t>
+        <w:t xml:space="preserve">9.2　</w:t>
       </w:r>
       <w:r>
         <w:rPr>
@@ -4076,7 +4076,7 @@
         </w:rPr>
         <w:t xml:space="preserve">1, 2　</w:t>
       </w:r>
-      <w:hyperlink w:history="1" r:id="rIdvucrcy3kknktwd_5lm0oc">
+      <w:hyperlink w:history="1" r:id="rIdooybtwmq9cn6tdwibymmr">
         <w:r>
           <w:rPr>
             <w:rStyle w:val="Hyperlink"/>
@@ -4102,7 +4102,7 @@
           <w:sz w:val="28"/>
           <w:szCs w:val="28"/>
         </w:rPr>
-        <w:t xml:space="preserve">undefined. undefined</w:t>
+        <w:t xml:space="preserve">10. 收生調查呈報</w:t>
       </w:r>
     </w:p>
     <w:p>
@@ -4118,7 +4118,7 @@
           <w:sz w:val="22"/>
           <w:szCs w:val="22"/>
         </w:rPr>
-        <w:t xml:space="preserve">undefined.1　</w:t>
+        <w:t xml:space="preserve">10.1　</w:t>
       </w:r>
       <w:r>
         <w:rPr>
@@ -4425,7 +4425,7 @@
         </w:rPr>
         <w:t xml:space="preserve">1　</w:t>
       </w:r>
-      <w:hyperlink w:history="1" r:id="rId7pwnqebdztqkfbhyq2gff">
+      <w:hyperlink w:history="1" r:id="rId-g0wsxoagk2j8lrrmksgt">
         <w:r>
           <w:rPr>
             <w:rStyle w:val="Hyperlink"/>
@@ -4451,7 +4451,7 @@
         </w:rPr>
         <w:t xml:space="preserve">2　</w:t>
       </w:r>
-      <w:hyperlink w:history="1" r:id="rId7gzifzc-pnbremqnatgco">
+      <w:hyperlink w:history="1" r:id="rIdw2j0-ecmxskz-16dff1j0">
         <w:r>
           <w:rPr>
             <w:rStyle w:val="Hyperlink"/>
@@ -4477,7 +4477,7 @@
           <w:sz w:val="28"/>
           <w:szCs w:val="28"/>
         </w:rPr>
-        <w:t xml:space="preserve">undefined. undefined</w:t>
+        <w:t xml:space="preserve">11. 小六成績與升中資料</w:t>
       </w:r>
     </w:p>
     <w:p>
@@ -4493,7 +4493,7 @@
           <w:sz w:val="22"/>
           <w:szCs w:val="22"/>
         </w:rPr>
-        <w:t xml:space="preserve">undefined.1　</w:t>
+        <w:t xml:space="preserve">11.1　</w:t>
       </w:r>
       <w:r>
         <w:rPr>
@@ -4544,7 +4544,7 @@
         </w:rPr>
         <w:t xml:space="preserve">1　</w:t>
       </w:r>
-      <w:hyperlink w:history="1" r:id="rIdmcadj3jgykbqlgt_d31q1">
+      <w:hyperlink w:history="1" r:id="rIdm9l2vzl6sejjhgspcvcam">
         <w:r>
           <w:rPr>
             <w:rStyle w:val="Hyperlink"/>
@@ -4570,7 +4570,7 @@
           <w:sz w:val="28"/>
           <w:szCs w:val="28"/>
         </w:rPr>
-        <w:t xml:space="preserve">undefined. undefined</w:t>
+        <w:t xml:space="preserve">12. 派位結果及中一註冊</w:t>
       </w:r>
     </w:p>
     <w:p>
@@ -4586,7 +4586,7 @@
           <w:sz w:val="22"/>
           <w:szCs w:val="22"/>
         </w:rPr>
-        <w:t xml:space="preserve">undefined.1　</w:t>
+        <w:t xml:space="preserve">12.1　</w:t>
       </w:r>
       <w:r>
         <w:rPr>
@@ -4637,7 +4637,7 @@
         </w:rPr>
         <w:t xml:space="preserve">1　</w:t>
       </w:r>
-      <w:hyperlink w:history="1" r:id="rIdl-5yoftksspommlho_gfd">
+      <w:hyperlink w:history="1" r:id="rIdejacaevernsldhfu1uvip">
         <w:r>
           <w:rPr>
             <w:rStyle w:val="Hyperlink"/>
